--- a/blog/vps-storage-choice/Choosing Between Shared Storage and Local Storage for VPS Infrastructure.docx
+++ b/blog/vps-storage-choice/Choosing Between Shared Storage and Local Storage for VPS Infrastructure.docx
@@ -118,7 +118,7 @@
         <w:spacing w:after="300"/>
         <w:jc w:val="center"/>
       </w:pPr>
-      <w:hyperlink w:history="1" r:id="rIduaz8isnufmmgdwx9evuv9">
+      <w:hyperlink w:history="1" r:id="rIdmcv-uzu0km75ue3mg8p56">
         <w:r>
           <w:rPr>
             <w:rFonts w:ascii="Calibri" w:cs="Calibri" w:eastAsia="Calibri" w:hAnsi="Calibri"/>
@@ -346,7 +346,7 @@
         </w:rPr>
         <w:t xml:space="preserve">Start with the device. Modern NVMe drives answer random 4K reads in about 20 to 70 microseconds. Put a network in the path and you add a round trip: </w:t>
       </w:r>
-      <w:hyperlink w:history="1" r:id="rIdtmw6wqy6m44xltob1qgaq">
+      <w:hyperlink w:history="1" r:id="rId_t3hx3igqhc90qvlfjnjy">
         <w:r>
           <w:rPr>
             <w:rFonts w:ascii="Calibri" w:cs="Calibri" w:eastAsia="Calibri" w:hAnsi="Calibri"/>
@@ -526,7 +526,7 @@
         <w:spacing w:after="300"/>
         <w:jc w:val="center"/>
       </w:pPr>
-      <w:hyperlink w:history="1" r:id="rIdvbpnwjdn9bd8ailmtlhrp">
+      <w:hyperlink w:history="1" r:id="rIdmsikdalqet9tl1k_yzhbp">
         <w:r>
           <w:rPr>
             <w:rFonts w:ascii="Calibri" w:cs="Calibri" w:eastAsia="Calibri" w:hAnsi="Calibri"/>
@@ -569,7 +569,7 @@
         </w:rPr>
         <w:t xml:space="preserve">SolusVM settles the argument in its own documentation. </w:t>
       </w:r>
-      <w:hyperlink w:history="1" r:id="rId3pof7ia3w99lhep07dqt5">
+      <w:hyperlink w:history="1" r:id="rIdxvey1v5zdvz6janelci_u">
         <w:r>
           <w:rPr>
             <w:rFonts w:ascii="Calibri" w:cs="Calibri" w:eastAsia="Calibri" w:hAnsi="Calibri"/>
@@ -604,7 +604,7 @@
         </w:rPr>
         <w:t xml:space="preserve">The reverse trade is documented just as plainly. </w:t>
       </w:r>
-      <w:hyperlink w:history="1" r:id="rIdpfhhd0a8jotqpy4ppgyns">
+      <w:hyperlink w:history="1" r:id="rIdqqrvcrgfo_agl9lzurkbj">
         <w:r>
           <w:rPr>
             <w:rFonts w:ascii="Calibri" w:cs="Calibri" w:eastAsia="Calibri" w:hAnsi="Calibri"/>
@@ -625,7 +625,7 @@
         </w:rPr>
         <w:t xml:space="preserve"> does not support Thin LVM or snapshots, which means giving up thin provisioning and the incremental ThinLVM backups that keep backup storage costs flat as you grow. So the real question isn't which storage type is better. It's whether you want to sell failover or sell oversubscription, because on one compute resource you can't sell both. You can </w:t>
       </w:r>
-      <w:hyperlink w:history="1" r:id="rIdiajw70hyibd60uw-qnxyz">
+      <w:hyperlink w:history="1" r:id="rIdgk0x8er8lmupvsbjwxy1p">
         <w:r>
           <w:rPr>
             <w:rFonts w:ascii="Calibri" w:cs="Calibri" w:eastAsia="Calibri" w:hAnsi="Calibri"/>
@@ -782,7 +782,28 @@
           <w:sz w:val="22"/>
           <w:szCs w:val="22"/>
         </w:rPr>
-        <w:t xml:space="preserve">Not through the platform's HA feature. SolusVM requires Shared LVM over iSCSI or NFS for a failover domain. You can offer application-level redundancy across two local-storage instances on separate hosts, but that's a customer-side design.</w:t>
+        <w:t xml:space="preserve">Not through the platform's HA feature. SolusVM requires Shared LVM over iSCSI or NFS for a failover domain, and </w:t>
+      </w:r>
+      <w:hyperlink w:history="1" r:id="rIdogs5rv-q5dzmnd_k1sbti">
+        <w:r>
+          <w:rPr>
+            <w:rFonts w:ascii="Calibri" w:cs="Calibri" w:eastAsia="Calibri" w:hAnsi="Calibri"/>
+            <w:color w:val="0B5FAE"/>
+            <w:sz w:val="22"/>
+            <w:szCs w:val="22"/>
+            <w:u w:val="single"/>
+          </w:rPr>
+          <w:t xml:space="preserve">what happens during an HA failover</w:t>
+        </w:r>
+      </w:hyperlink>
+      <w:r>
+        <w:rPr>
+          <w:rFonts w:ascii="Calibri" w:cs="Calibri" w:eastAsia="Calibri" w:hAnsi="Calibri"/>
+          <w:color w:val="1A1A1A"/>
+          <w:sz w:val="22"/>
+          <w:szCs w:val="22"/>
+        </w:rPr>
+        <w:t xml:space="preserve"> is worth understanding before you sell it. You can offer application-level redundancy across two local-storage instances on separate hosts, but that's a customer-side design.</w:t>
       </w:r>
     </w:p>
     <w:p>
@@ -913,7 +934,7 @@
       <w:pPr>
         <w:spacing w:after="160" w:line="300"/>
       </w:pPr>
-      <w:hyperlink w:history="1" r:id="rIdnlwgea1bwv3eua3c9levw">
+      <w:hyperlink w:history="1" r:id="rIdjcnt5sdcorkbrqmp7etrc">
         <w:r>
           <w:rPr>
             <w:rFonts w:ascii="Calibri" w:cs="Calibri" w:eastAsia="Calibri" w:hAnsi="Calibri"/>
